--- a/raporlar/Denetim_Raporu_Baslangictan_Bugune.docx
+++ b/raporlar/Denetim_Raporu_Baslangictan_Bugune.docx
@@ -2447,7 +2447,72 @@
           <w:i w:val="false"/>
           <w:iCs w:val="false"/>
         </w:rPr>
-        <w:t xml:space="preserve">Başlangıçtaki halinden farkı, sadece “daha iyi sayılar” değil — sayıların arkasındaki iddiaların her birinin sınanabilir, tekrarlanabilir ve (çoğunlukla) çürütülmeye çalışılmış olması. Bir hakem için asıl güven veren şey budur: mükemmel sonuçlar değil, dürüst ve sınanmış sonuçlar. Kalan zayıflıklar (tek veri seti, tam SHAP kapsaması, Pipeline formalitesi) makaleyi reddettirecek türden değil; Sınırlamalar bölümünde açıkça yazıldığı sürece kabul edilebilir sınırlamalardır.</w:t>
+        <w:t xml:space="preserve">Bu, “mükemmel sonuçlar bulduk” diyen değil, “iddialarımızı kırmaya çalıştık ve kırılamayanları raporluyoruz” diyen bir çalışma — ve bir hakem için ikincisi çok daha ikna edicidir.</w:t>
+      </w:r>
+    </w:p>
+    <w:p>
+      <w:pPr>
+        <w:pStyle w:val="Heading1"/>
+        <w:spacing w:after="200" w:before="300"/>
+      </w:pPr>
+      <w:r>
+        <w:t xml:space="preserve">EK (SONRADAN EKLENEN): KRİTİK BULGU — PROSPEKTİF GEÇERLİLİK ÇÖKÜŞÜ</w:t>
+      </w:r>
+    </w:p>
+    <w:p>
+      <w:pPr>
+        <w:spacing w:after="150"/>
+      </w:pPr>
+      <w:r>
+        <w:rPr>
+          <w:b/>
+          <w:bCs/>
+          <w:i w:val="false"/>
+          <w:iCs w:val="false"/>
+        </w:rPr>
+        <w:t xml:space="preserve">Bu rapor tamamlandıktan SONRA, bağımsız bir ikinci incelemenin (başka bir oturumda aynı proje üzerinde yapılan bir hakem analizinin) uyarısı üzerine ek bir test yapılmıştır: rastgele train/test bölünmesi yerine GERÇEK bir kronolojik (zamana dayalı) bölünme denenmiştir.</w:t>
+      </w:r>
+    </w:p>
+    <w:p>
+      <w:pPr>
+        <w:spacing w:after="150"/>
+      </w:pPr>
+      <w:r>
+        <w:rPr>
+          <w:b w:val="false"/>
+          <w:bCs w:val="false"/>
+          <w:i/>
+          <w:iCs/>
+        </w:rPr>
+        <w:t xml:space="preserve">appointment_year (2016–2022) boyunca no-show oranı %4'ten %20'ye monoton artmaktadır. Rastgele bölünmede train/test setlerinin yıl dağılımı neredeyse özdeştir (ikisinde de tüm yıllardan karışık örnekler var) — yani model, “geleceği” hiç görmeden test edilmemiştir.</w:t>
+      </w:r>
+    </w:p>
+    <w:p>
+      <w:pPr>
+        <w:spacing w:after="150"/>
+      </w:pPr>
+      <w:r>
+        <w:rPr>
+          <w:b/>
+          <w:bCs/>
+          <w:i w:val="false"/>
+          <w:iCs w:val="false"/>
+        </w:rPr>
+        <w:t xml:space="preserve">Gerçek kronolojik test sonucu (2016–2020 eğitim → 2021–2022 test): ROC-AUC = 0,526 (yazı-tura seviyesi), rastgele bölünmedeki 0,8153'ten radikal biçimde düşük. Genişleyen pencere doğrulaması (2018–2022 arası her yıl için ayrı ayrı) ortalama ROC-AUC≈0,50–0,53 vermiştir — eğitim verisi miktarı 19.964'ten 45.974 satıra çıksa da, yalnızca yakın geçmişle eğitilse de bu sonuç değişmemiştir. appointment_year modelden çıkarıldığında da performans aynı kalmıştır (≈0,53).</w:t>
+      </w:r>
+    </w:p>
+    <w:p>
+      <w:pPr>
+        <w:spacing w:after="150"/>
+      </w:pPr>
+      <w:r>
+        <w:rPr>
+          <w:b/>
+          <w:bCs/>
+          <w:i w:val="false"/>
+          <w:iCs w:val="false"/>
+        </w:rPr>
+        <w:t xml:space="preserve">Sonuç: Bu raporda ve makalede raporlanan 0,8153 ROC-AUC, modelin gelecekteki hastaları tahmin etme kapasitesini değil, karışık bir zaman diliminde enterpolasyon başarısını yansıtmaktadır. Bu, projenin en kritik ve en son bulgusudur; “prospektif doğrulanmış CDSS” gibi ifadeler makaleden çıkarılmalı, model geçmişe dönük/kesitsel bir analiz aracı olarak yeniden çerçevelendirilmelidir. Detaylar için bkz. raporlar/Makale_Bulgular_Bolumu.docx Bölüm 3.5.</w:t>
       </w:r>
     </w:p>
     <w:sectPr>
